--- a/project/machine learning/U202490042_马俊豪_机器学习结课报告.docx
+++ b/project/machine learning/U202490042_马俊豪_机器学习结课报告.docx
@@ -72,6 +72,7 @@
           <w:szCs w:val="32"/>
         </w:rPr>
       </w:pPr>
+      <w:proofErr w:type="gramStart"/>
       <w:r>
         <w:rPr>
           <w:rFonts w:ascii="楷体" w:eastAsia="楷体" w:hAnsi="楷体" w:hint="eastAsia"/>
@@ -117,6 +118,7 @@
         </w:rPr>
         <w:t>报告</w:t>
       </w:r>
+      <w:proofErr w:type="gramEnd"/>
     </w:p>
     <w:p>
       <w:pPr>
@@ -707,15 +709,7 @@
           <w:sz w:val="28"/>
           <w:szCs w:val="32"/>
         </w:rPr>
-        <w:t xml:space="preserve"> </w:t>
-      </w:r>
-      <w:r>
-        <w:rPr>
-          <w:rFonts w:ascii="宋体" w:hAnsi="宋体" w:hint="eastAsia"/>
-          <w:sz w:val="28"/>
-          <w:szCs w:val="32"/>
-        </w:rPr>
-        <w:t>马俊豪</w:t>
+        <w:t xml:space="preserve"> 马俊豪</w:t>
       </w:r>
     </w:p>
     <w:p>
@@ -1084,13 +1078,14 @@
           <w:pPr>
             <w:pStyle w:val="TOC1"/>
             <w:tabs>
-              <w:tab w:val="left" w:pos="420"/>
               <w:tab w:val="right" w:leader="dot" w:pos="8296"/>
             </w:tabs>
             <w:rPr>
               <w:rFonts w:asciiTheme="minorHAnsi" w:eastAsiaTheme="minorEastAsia" w:hAnsiTheme="minorHAnsi" w:hint="eastAsia"/>
               <w:noProof/>
-              <w:sz w:val="21"/>
+              <w:sz w:val="22"/>
+              <w:szCs w:val="24"/>
+              <w14:ligatures w14:val="standardContextual"/>
             </w:rPr>
           </w:pPr>
           <w:r>
@@ -1102,21 +1097,13 @@
           <w:r>
             <w:fldChar w:fldCharType="separate"/>
           </w:r>
-          <w:hyperlink w:anchor="_Toc131770776" w:history="1">
+          <w:hyperlink w:anchor="_Toc229240315" w:history="1">
             <w:r>
               <w:rPr>
                 <w:rStyle w:val="aa"/>
                 <w:noProof/>
               </w:rPr>
-              <w:t>1.</w:t>
-            </w:r>
-            <w:r>
-              <w:rPr>
-                <w:rFonts w:asciiTheme="minorHAnsi" w:eastAsiaTheme="minorEastAsia" w:hAnsiTheme="minorHAnsi"/>
-                <w:noProof/>
-                <w:sz w:val="21"/>
-              </w:rPr>
-              <w:tab/>
+              <w:t xml:space="preserve">1. </w:t>
             </w:r>
             <w:r>
               <w:rPr>
@@ -1127,6 +1114,7 @@
             </w:r>
             <w:r>
               <w:rPr>
+                <w:rFonts w:hint="eastAsia"/>
                 <w:noProof/>
                 <w:webHidden/>
               </w:rPr>
@@ -1134,6 +1122,7 @@
             </w:r>
             <w:r>
               <w:rPr>
+                <w:rFonts w:hint="eastAsia"/>
                 <w:noProof/>
                 <w:webHidden/>
               </w:rPr>
@@ -1141,19 +1130,37 @@
             </w:r>
             <w:r>
               <w:rPr>
+                <w:rFonts w:hint="eastAsia"/>
                 <w:noProof/>
                 <w:webHidden/>
               </w:rPr>
-              <w:instrText xml:space="preserve"> PAGEREF _Toc131770776 \h </w:instrText>
+              <w:instrText xml:space="preserve"> </w:instrText>
             </w:r>
             <w:r>
               <w:rPr>
                 <w:noProof/>
                 <w:webHidden/>
               </w:rPr>
+              <w:instrText>PAGEREF _Toc229240315 \h</w:instrText>
             </w:r>
             <w:r>
               <w:rPr>
+                <w:rFonts w:hint="eastAsia"/>
+                <w:noProof/>
+                <w:webHidden/>
+              </w:rPr>
+              <w:instrText xml:space="preserve"> </w:instrText>
+            </w:r>
+            <w:r>
+              <w:rPr>
+                <w:rFonts w:hint="eastAsia"/>
+                <w:noProof/>
+                <w:webHidden/>
+              </w:rPr>
+            </w:r>
+            <w:r>
+              <w:rPr>
+                <w:rFonts w:hint="eastAsia"/>
                 <w:noProof/>
                 <w:webHidden/>
               </w:rPr>
@@ -1168,6 +1175,7 @@
             </w:r>
             <w:r>
               <w:rPr>
+                <w:rFonts w:hint="eastAsia"/>
                 <w:noProof/>
                 <w:webHidden/>
               </w:rPr>
@@ -1184,10 +1192,12 @@
             <w:rPr>
               <w:rFonts w:asciiTheme="minorHAnsi" w:eastAsiaTheme="minorEastAsia" w:hAnsiTheme="minorHAnsi" w:hint="eastAsia"/>
               <w:noProof/>
-              <w:sz w:val="21"/>
+              <w:sz w:val="22"/>
+              <w:szCs w:val="24"/>
+              <w14:ligatures w14:val="standardContextual"/>
             </w:rPr>
           </w:pPr>
-          <w:hyperlink w:anchor="_Toc131770777" w:history="1">
+          <w:hyperlink w:anchor="_Toc229240316" w:history="1">
             <w:r>
               <w:rPr>
                 <w:rStyle w:val="aa"/>
@@ -1204,6 +1214,7 @@
             </w:r>
             <w:r>
               <w:rPr>
+                <w:rFonts w:hint="eastAsia"/>
                 <w:noProof/>
                 <w:webHidden/>
               </w:rPr>
@@ -1211,6 +1222,7 @@
             </w:r>
             <w:r>
               <w:rPr>
+                <w:rFonts w:hint="eastAsia"/>
                 <w:noProof/>
                 <w:webHidden/>
               </w:rPr>
@@ -1218,19 +1230,37 @@
             </w:r>
             <w:r>
               <w:rPr>
+                <w:rFonts w:hint="eastAsia"/>
                 <w:noProof/>
                 <w:webHidden/>
               </w:rPr>
-              <w:instrText xml:space="preserve"> PAGEREF _Toc131770777 \h </w:instrText>
+              <w:instrText xml:space="preserve"> </w:instrText>
             </w:r>
             <w:r>
               <w:rPr>
                 <w:noProof/>
                 <w:webHidden/>
               </w:rPr>
+              <w:instrText>PAGEREF _Toc229240316 \h</w:instrText>
             </w:r>
             <w:r>
               <w:rPr>
+                <w:rFonts w:hint="eastAsia"/>
+                <w:noProof/>
+                <w:webHidden/>
+              </w:rPr>
+              <w:instrText xml:space="preserve"> </w:instrText>
+            </w:r>
+            <w:r>
+              <w:rPr>
+                <w:rFonts w:hint="eastAsia"/>
+                <w:noProof/>
+                <w:webHidden/>
+              </w:rPr>
+            </w:r>
+            <w:r>
+              <w:rPr>
+                <w:rFonts w:hint="eastAsia"/>
                 <w:noProof/>
                 <w:webHidden/>
               </w:rPr>
@@ -1245,6 +1275,7 @@
             </w:r>
             <w:r>
               <w:rPr>
+                <w:rFonts w:hint="eastAsia"/>
                 <w:noProof/>
                 <w:webHidden/>
               </w:rPr>
@@ -1261,10 +1292,12 @@
             <w:rPr>
               <w:rFonts w:asciiTheme="minorHAnsi" w:eastAsiaTheme="minorEastAsia" w:hAnsiTheme="minorHAnsi" w:hint="eastAsia"/>
               <w:noProof/>
-              <w:sz w:val="21"/>
+              <w:sz w:val="22"/>
+              <w:szCs w:val="24"/>
+              <w14:ligatures w14:val="standardContextual"/>
             </w:rPr>
           </w:pPr>
-          <w:hyperlink w:anchor="_Toc131770778" w:history="1">
+          <w:hyperlink w:anchor="_Toc229240317" w:history="1">
             <w:r>
               <w:rPr>
                 <w:rStyle w:val="aa"/>
@@ -1281,6 +1314,7 @@
             </w:r>
             <w:r>
               <w:rPr>
+                <w:rFonts w:hint="eastAsia"/>
                 <w:noProof/>
                 <w:webHidden/>
               </w:rPr>
@@ -1288,6 +1322,7 @@
             </w:r>
             <w:r>
               <w:rPr>
+                <w:rFonts w:hint="eastAsia"/>
                 <w:noProof/>
                 <w:webHidden/>
               </w:rPr>
@@ -1295,19 +1330,37 @@
             </w:r>
             <w:r>
               <w:rPr>
+                <w:rFonts w:hint="eastAsia"/>
                 <w:noProof/>
                 <w:webHidden/>
               </w:rPr>
-              <w:instrText xml:space="preserve"> PAGEREF _Toc131770778 \h </w:instrText>
+              <w:instrText xml:space="preserve"> </w:instrText>
             </w:r>
             <w:r>
               <w:rPr>
                 <w:noProof/>
                 <w:webHidden/>
               </w:rPr>
+              <w:instrText>PAGEREF _Toc229240317 \h</w:instrText>
             </w:r>
             <w:r>
               <w:rPr>
+                <w:rFonts w:hint="eastAsia"/>
+                <w:noProof/>
+                <w:webHidden/>
+              </w:rPr>
+              <w:instrText xml:space="preserve"> </w:instrText>
+            </w:r>
+            <w:r>
+              <w:rPr>
+                <w:rFonts w:hint="eastAsia"/>
+                <w:noProof/>
+                <w:webHidden/>
+              </w:rPr>
+            </w:r>
+            <w:r>
+              <w:rPr>
+                <w:rFonts w:hint="eastAsia"/>
                 <w:noProof/>
                 <w:webHidden/>
               </w:rPr>
@@ -1322,6 +1375,7 @@
             </w:r>
             <w:r>
               <w:rPr>
+                <w:rFonts w:hint="eastAsia"/>
                 <w:noProof/>
                 <w:webHidden/>
               </w:rPr>
@@ -1338,10 +1392,12 @@
             <w:rPr>
               <w:rFonts w:asciiTheme="minorHAnsi" w:eastAsiaTheme="minorEastAsia" w:hAnsiTheme="minorHAnsi" w:hint="eastAsia"/>
               <w:noProof/>
-              <w:sz w:val="21"/>
+              <w:sz w:val="22"/>
+              <w:szCs w:val="24"/>
+              <w14:ligatures w14:val="standardContextual"/>
             </w:rPr>
           </w:pPr>
-          <w:hyperlink w:anchor="_Toc131770779" w:history="1">
+          <w:hyperlink w:anchor="_Toc229240318" w:history="1">
             <w:r>
               <w:rPr>
                 <w:rStyle w:val="aa"/>
@@ -1358,6 +1414,7 @@
             </w:r>
             <w:r>
               <w:rPr>
+                <w:rFonts w:hint="eastAsia"/>
                 <w:noProof/>
                 <w:webHidden/>
               </w:rPr>
@@ -1365,6 +1422,7 @@
             </w:r>
             <w:r>
               <w:rPr>
+                <w:rFonts w:hint="eastAsia"/>
                 <w:noProof/>
                 <w:webHidden/>
               </w:rPr>
@@ -1372,19 +1430,37 @@
             </w:r>
             <w:r>
               <w:rPr>
+                <w:rFonts w:hint="eastAsia"/>
                 <w:noProof/>
                 <w:webHidden/>
               </w:rPr>
-              <w:instrText xml:space="preserve"> PAGEREF _Toc131770779 \h </w:instrText>
+              <w:instrText xml:space="preserve"> </w:instrText>
             </w:r>
             <w:r>
               <w:rPr>
                 <w:noProof/>
                 <w:webHidden/>
               </w:rPr>
+              <w:instrText>PAGEREF _Toc229240318 \h</w:instrText>
             </w:r>
             <w:r>
               <w:rPr>
+                <w:rFonts w:hint="eastAsia"/>
+                <w:noProof/>
+                <w:webHidden/>
+              </w:rPr>
+              <w:instrText xml:space="preserve"> </w:instrText>
+            </w:r>
+            <w:r>
+              <w:rPr>
+                <w:rFonts w:hint="eastAsia"/>
+                <w:noProof/>
+                <w:webHidden/>
+              </w:rPr>
+            </w:r>
+            <w:r>
+              <w:rPr>
+                <w:rFonts w:hint="eastAsia"/>
                 <w:noProof/>
                 <w:webHidden/>
               </w:rPr>
@@ -1399,6 +1475,7 @@
             </w:r>
             <w:r>
               <w:rPr>
+                <w:rFonts w:hint="eastAsia"/>
                 <w:noProof/>
                 <w:webHidden/>
               </w:rPr>
@@ -1415,10 +1492,12 @@
             <w:rPr>
               <w:rFonts w:asciiTheme="minorHAnsi" w:eastAsiaTheme="minorEastAsia" w:hAnsiTheme="minorHAnsi" w:hint="eastAsia"/>
               <w:noProof/>
-              <w:sz w:val="21"/>
+              <w:sz w:val="22"/>
+              <w:szCs w:val="24"/>
+              <w14:ligatures w14:val="standardContextual"/>
             </w:rPr>
           </w:pPr>
-          <w:hyperlink w:anchor="_Toc131770780" w:history="1">
+          <w:hyperlink w:anchor="_Toc229240319" w:history="1">
             <w:r>
               <w:rPr>
                 <w:rStyle w:val="aa"/>
@@ -1435,6 +1514,7 @@
             </w:r>
             <w:r>
               <w:rPr>
+                <w:rFonts w:hint="eastAsia"/>
                 <w:noProof/>
                 <w:webHidden/>
               </w:rPr>
@@ -1442,6 +1522,7 @@
             </w:r>
             <w:r>
               <w:rPr>
+                <w:rFonts w:hint="eastAsia"/>
                 <w:noProof/>
                 <w:webHidden/>
               </w:rPr>
@@ -1449,19 +1530,37 @@
             </w:r>
             <w:r>
               <w:rPr>
+                <w:rFonts w:hint="eastAsia"/>
                 <w:noProof/>
                 <w:webHidden/>
               </w:rPr>
-              <w:instrText xml:space="preserve"> PAGEREF _Toc131770780 \h </w:instrText>
+              <w:instrText xml:space="preserve"> </w:instrText>
             </w:r>
             <w:r>
               <w:rPr>
                 <w:noProof/>
                 <w:webHidden/>
               </w:rPr>
+              <w:instrText>PAGEREF _Toc229240319 \h</w:instrText>
             </w:r>
             <w:r>
               <w:rPr>
+                <w:rFonts w:hint="eastAsia"/>
+                <w:noProof/>
+                <w:webHidden/>
+              </w:rPr>
+              <w:instrText xml:space="preserve"> </w:instrText>
+            </w:r>
+            <w:r>
+              <w:rPr>
+                <w:rFonts w:hint="eastAsia"/>
+                <w:noProof/>
+                <w:webHidden/>
+              </w:rPr>
+            </w:r>
+            <w:r>
+              <w:rPr>
+                <w:rFonts w:hint="eastAsia"/>
                 <w:noProof/>
                 <w:webHidden/>
               </w:rPr>
@@ -1476,6 +1575,7 @@
             </w:r>
             <w:r>
               <w:rPr>
+                <w:rFonts w:hint="eastAsia"/>
                 <w:noProof/>
                 <w:webHidden/>
               </w:rPr>
@@ -1495,9 +1595,6 @@
         </w:p>
         <w:p>
           <w:pPr>
-            <w:rPr>
-              <w:rFonts w:hint="eastAsia"/>
-            </w:rPr>
             <w:sectPr>
               <w:footerReference w:type="default" r:id="rId12"/>
               <w:pgSz w:w="11906" w:h="16838"/>
@@ -1514,6 +1611,7 @@
       <w:pPr>
         <w:pStyle w:val="af3"/>
       </w:pPr>
+      <w:proofErr w:type="spellStart"/>
       <w:r>
         <w:rPr>
           <w:rFonts w:hint="eastAsia"/>
@@ -1521,6 +1619,7 @@
         <w:lastRenderedPageBreak/>
         <w:t>Adaboost</w:t>
       </w:r>
+      <w:proofErr w:type="spellEnd"/>
       <w:r>
         <w:rPr>
           <w:rFonts w:hint="eastAsia"/>
@@ -1531,12 +1630,24 @@
     <w:p>
       <w:pPr>
         <w:pStyle w:val="1"/>
-        <w:numPr>
-          <w:ilvl w:val="0"/>
-          <w:numId w:val="26"/>
-        </w:numPr>
-      </w:pPr>
-      <w:bookmarkStart w:id="1" w:name="_Toc131770776"/>
+        <w:rPr>
+          <w:rFonts w:hint="eastAsia"/>
+        </w:rPr>
+      </w:pPr>
+      <w:bookmarkStart w:id="1" w:name="_Toc229240315"/>
+      <w:r>
+        <w:rPr>
+          <w:rFonts w:hint="eastAsia"/>
+          <w:b w:val="0"/>
+        </w:rPr>
+        <w:t>1.</w:t>
+      </w:r>
+      <w:r>
+        <w:rPr>
+          <w:rFonts w:hint="eastAsia"/>
+        </w:rPr>
+        <w:t xml:space="preserve"> </w:t>
+      </w:r>
       <w:r>
         <w:rPr>
           <w:rFonts w:hint="eastAsia"/>
@@ -1549,11 +1660,6 @@
       <w:bookmarkEnd w:id="1"/>
     </w:p>
     <w:p>
-      <w:pPr>
-        <w:rPr>
-          <w:rFonts w:hint="eastAsia"/>
-        </w:rPr>
-      </w:pPr>
       <w:r>
         <w:rPr>
           <w:rFonts w:hint="eastAsia"/>
@@ -1570,7 +1676,21 @@
         <w:rPr>
           <w:rFonts w:hint="eastAsia"/>
         </w:rPr>
-        <w:t>等基础工具，独立实现以对数几率回归和决策树桩为基分类器的</w:t>
+        <w:t>等基础工具，</w:t>
+      </w:r>
+      <w:proofErr w:type="gramStart"/>
+      <w:r>
+        <w:rPr>
+          <w:rFonts w:hint="eastAsia"/>
+        </w:rPr>
+        <w:t>独立实现</w:t>
+      </w:r>
+      <w:proofErr w:type="gramEnd"/>
+      <w:r>
+        <w:rPr>
+          <w:rFonts w:hint="eastAsia"/>
+        </w:rPr>
+        <w:t>以对数几率回归和决策树桩为基分类器的</w:t>
       </w:r>
       <w:r>
         <w:rPr>
@@ -1587,16 +1707,25 @@
     </w:p>
     <w:p/>
     <w:p>
-      <w:pPr>
-        <w:rPr>
-          <w:rFonts w:hint="eastAsia"/>
-        </w:rPr>
-      </w:pPr>
-      <w:r>
-        <w:rPr>
-          <w:rFonts w:hint="eastAsia"/>
-        </w:rPr>
-        <w:t>在功能上，程序需要能够读取给定的数据文件和标签文件，完成不同基分类器个数条件下的</w:t>
+      <w:r>
+        <w:rPr>
+          <w:rFonts w:hint="eastAsia"/>
+        </w:rPr>
+        <w:t>在功能上，程序需要能够读取给定的数据文件和标签文件，完成</w:t>
+      </w:r>
+      <w:proofErr w:type="gramStart"/>
+      <w:r>
+        <w:rPr>
+          <w:rFonts w:hint="eastAsia"/>
+        </w:rPr>
+        <w:t>不同基</w:t>
+      </w:r>
+      <w:proofErr w:type="gramEnd"/>
+      <w:r>
+        <w:rPr>
+          <w:rFonts w:hint="eastAsia"/>
+        </w:rPr>
+        <w:t>分类器个数条件下的</w:t>
       </w:r>
       <w:r>
         <w:rPr>
@@ -1608,7 +1737,21 @@
         <w:rPr>
           <w:rFonts w:hint="eastAsia"/>
         </w:rPr>
-        <w:t>折交叉验证实验，并将各折预测结果按照规定格式输出到</w:t>
+        <w:t>折交叉验证实验，并将各</w:t>
+      </w:r>
+      <w:proofErr w:type="gramStart"/>
+      <w:r>
+        <w:rPr>
+          <w:rFonts w:hint="eastAsia"/>
+        </w:rPr>
+        <w:t>折预测</w:t>
+      </w:r>
+      <w:proofErr w:type="gramEnd"/>
+      <w:r>
+        <w:rPr>
+          <w:rFonts w:hint="eastAsia"/>
+        </w:rPr>
+        <w:t>结果按照规定格式输出到</w:t>
       </w:r>
       <w:r>
         <w:rPr>
@@ -1704,7 +1847,35 @@
         <w:rPr>
           <w:rFonts w:hint="eastAsia"/>
         </w:rPr>
-        <w:t>表示测试折编号。除此之外，主程序还需支持根据基分类器编号选择不同弱学习器，其中</w:t>
+        <w:t>表示测试折编号。除此之外，主程序还</w:t>
+      </w:r>
+      <w:proofErr w:type="gramStart"/>
+      <w:r>
+        <w:rPr>
+          <w:rFonts w:hint="eastAsia"/>
+        </w:rPr>
+        <w:t>需支持</w:t>
+      </w:r>
+      <w:proofErr w:type="gramEnd"/>
+      <w:r>
+        <w:rPr>
+          <w:rFonts w:hint="eastAsia"/>
+        </w:rPr>
+        <w:t>根据基分类器编号选择</w:t>
+      </w:r>
+      <w:proofErr w:type="gramStart"/>
+      <w:r>
+        <w:rPr>
+          <w:rFonts w:hint="eastAsia"/>
+        </w:rPr>
+        <w:t>不同弱学习器</w:t>
+      </w:r>
+      <w:proofErr w:type="gramEnd"/>
+      <w:r>
+        <w:rPr>
+          <w:rFonts w:hint="eastAsia"/>
+        </w:rPr>
+        <w:t>，其中</w:t>
       </w:r>
       <w:r>
         <w:rPr>
@@ -1733,11 +1904,6 @@
     </w:p>
     <w:p/>
     <w:p>
-      <w:pPr>
-        <w:rPr>
-          <w:rFonts w:hint="eastAsia"/>
-        </w:rPr>
-      </w:pPr>
       <w:r>
         <w:rPr>
           <w:rFonts w:hint="eastAsia"/>
@@ -1764,7 +1930,7 @@
           <w:rFonts w:hint="eastAsia"/>
         </w:rPr>
       </w:pPr>
-      <w:bookmarkStart w:id="2" w:name="_Toc131770777"/>
+      <w:bookmarkStart w:id="2" w:name="_Toc229240316"/>
       <w:r>
         <w:rPr>
           <w:rFonts w:hint="eastAsia"/>
@@ -1788,8 +1954,11 @@
     <w:p>
       <w:pPr>
         <w:pStyle w:val="1"/>
-      </w:pPr>
-      <w:bookmarkStart w:id="3" w:name="_Toc131770778"/>
+        <w:rPr>
+          <w:rFonts w:hint="eastAsia"/>
+        </w:rPr>
+      </w:pPr>
+      <w:bookmarkStart w:id="3" w:name="_Toc229240317"/>
       <w:r>
         <w:rPr>
           <w:rFonts w:hint="eastAsia"/>
@@ -1811,11 +1980,6 @@
       <w:bookmarkEnd w:id="3"/>
     </w:p>
     <w:p>
-      <w:pPr>
-        <w:rPr>
-          <w:rFonts w:hint="eastAsia"/>
-        </w:rPr>
-      </w:pPr>
       <w:r>
         <w:t>本实验在</w:t>
       </w:r>
@@ -1864,15 +2028,18 @@
         <w:t>：</w:t>
       </w:r>
       <w:r>
-        <w:t>13th Gen Intel(R) Core(TM) i7-1355U</w:t>
+        <w:t xml:space="preserve">13th Gen Intel(R) </w:t>
+      </w:r>
+      <w:proofErr w:type="gramStart"/>
+      <w:r>
+        <w:t>Core(</w:t>
+      </w:r>
+      <w:proofErr w:type="gramEnd"/>
+      <w:r>
+        <w:t>TM) i7-1355U</w:t>
       </w:r>
     </w:p>
     <w:p>
-      <w:pPr>
-        <w:rPr>
-          <w:rFonts w:hint="eastAsia"/>
-        </w:rPr>
-      </w:pPr>
       <w:r>
         <w:rPr>
           <w:b/>
@@ -1945,7 +2112,7 @@
           <w:rFonts w:hint="eastAsia"/>
         </w:rPr>
       </w:pPr>
-      <w:bookmarkStart w:id="4" w:name="_Toc131770779"/>
+      <w:bookmarkStart w:id="4" w:name="_Toc229240318"/>
       <w:r>
         <w:rPr>
           <w:rFonts w:hint="eastAsia"/>
@@ -1970,7 +2137,7 @@
           <w:rFonts w:hint="eastAsia"/>
         </w:rPr>
       </w:pPr>
-      <w:bookmarkStart w:id="5" w:name="_Toc131770780"/>
+      <w:bookmarkStart w:id="5" w:name="_Toc229240319"/>
       <w:r>
         <w:rPr>
           <w:rFonts w:hint="eastAsia"/>
@@ -2016,7 +2183,21 @@
         <w:rPr>
           <w:rFonts w:hint="eastAsia"/>
         </w:rPr>
-        <w:t>，不要大段大段贴代码</w:t>
+        <w:t>，不要</w:t>
+      </w:r>
+      <w:proofErr w:type="gramStart"/>
+      <w:r>
+        <w:rPr>
+          <w:rFonts w:hint="eastAsia"/>
+        </w:rPr>
+        <w:t>大段大段</w:t>
+      </w:r>
+      <w:proofErr w:type="gramEnd"/>
+      <w:r>
+        <w:rPr>
+          <w:rFonts w:hint="eastAsia"/>
+        </w:rPr>
+        <w:t>贴代码</w:t>
       </w:r>
     </w:p>
     <w:p>
@@ -3249,6 +3430,95 @@
     </w:lvl>
   </w:abstractNum>
   <w:abstractNum w:abstractNumId="11" w15:restartNumberingAfterBreak="0">
+    <w:nsid w:val="48B920D2"/>
+    <w:multiLevelType w:val="hybridMultilevel"/>
+    <w:tmpl w:val="CEDA3A00"/>
+    <w:lvl w:ilvl="0" w:tplc="91B2BC48">
+      <w:start w:val="1"/>
+      <w:numFmt w:val="decimal"/>
+      <w:lvlText w:val="%1."/>
+      <w:lvlJc w:val="left"/>
+      <w:pPr>
+        <w:ind w:left="360" w:hanging="360"/>
+      </w:pPr>
+      <w:rPr>
+        <w:rFonts w:hint="default"/>
+      </w:rPr>
+    </w:lvl>
+    <w:lvl w:ilvl="1" w:tplc="04090019" w:tentative="1">
+      <w:start w:val="1"/>
+      <w:numFmt w:val="lowerLetter"/>
+      <w:lvlText w:val="%2)"/>
+      <w:lvlJc w:val="left"/>
+      <w:pPr>
+        <w:ind w:left="880" w:hanging="440"/>
+      </w:pPr>
+    </w:lvl>
+    <w:lvl w:ilvl="2" w:tplc="0409001B" w:tentative="1">
+      <w:start w:val="1"/>
+      <w:numFmt w:val="lowerRoman"/>
+      <w:lvlText w:val="%3."/>
+      <w:lvlJc w:val="right"/>
+      <w:pPr>
+        <w:ind w:left="1320" w:hanging="440"/>
+      </w:pPr>
+    </w:lvl>
+    <w:lvl w:ilvl="3" w:tplc="0409000F" w:tentative="1">
+      <w:start w:val="1"/>
+      <w:numFmt w:val="decimal"/>
+      <w:lvlText w:val="%4."/>
+      <w:lvlJc w:val="left"/>
+      <w:pPr>
+        <w:ind w:left="1760" w:hanging="440"/>
+      </w:pPr>
+    </w:lvl>
+    <w:lvl w:ilvl="4" w:tplc="04090019" w:tentative="1">
+      <w:start w:val="1"/>
+      <w:numFmt w:val="lowerLetter"/>
+      <w:lvlText w:val="%5)"/>
+      <w:lvlJc w:val="left"/>
+      <w:pPr>
+        <w:ind w:left="2200" w:hanging="440"/>
+      </w:pPr>
+    </w:lvl>
+    <w:lvl w:ilvl="5" w:tplc="0409001B" w:tentative="1">
+      <w:start w:val="1"/>
+      <w:numFmt w:val="lowerRoman"/>
+      <w:lvlText w:val="%6."/>
+      <w:lvlJc w:val="right"/>
+      <w:pPr>
+        <w:ind w:left="2640" w:hanging="440"/>
+      </w:pPr>
+    </w:lvl>
+    <w:lvl w:ilvl="6" w:tplc="0409000F" w:tentative="1">
+      <w:start w:val="1"/>
+      <w:numFmt w:val="decimal"/>
+      <w:lvlText w:val="%7."/>
+      <w:lvlJc w:val="left"/>
+      <w:pPr>
+        <w:ind w:left="3080" w:hanging="440"/>
+      </w:pPr>
+    </w:lvl>
+    <w:lvl w:ilvl="7" w:tplc="04090019" w:tentative="1">
+      <w:start w:val="1"/>
+      <w:numFmt w:val="lowerLetter"/>
+      <w:lvlText w:val="%8)"/>
+      <w:lvlJc w:val="left"/>
+      <w:pPr>
+        <w:ind w:left="3520" w:hanging="440"/>
+      </w:pPr>
+    </w:lvl>
+    <w:lvl w:ilvl="8" w:tplc="0409001B" w:tentative="1">
+      <w:start w:val="1"/>
+      <w:numFmt w:val="lowerRoman"/>
+      <w:lvlText w:val="%9."/>
+      <w:lvlJc w:val="right"/>
+      <w:pPr>
+        <w:ind w:left="3960" w:hanging="440"/>
+      </w:pPr>
+    </w:lvl>
+  </w:abstractNum>
+  <w:abstractNum w:abstractNumId="12" w15:restartNumberingAfterBreak="0">
     <w:nsid w:val="519D4142"/>
     <w:multiLevelType w:val="hybridMultilevel"/>
     <w:tmpl w:val="5AF61B0E"/>
@@ -3337,7 +3607,7 @@
       </w:pPr>
     </w:lvl>
   </w:abstractNum>
-  <w:abstractNum w:abstractNumId="12" w15:restartNumberingAfterBreak="0">
+  <w:abstractNum w:abstractNumId="13" w15:restartNumberingAfterBreak="0">
     <w:nsid w:val="567D370C"/>
     <w:multiLevelType w:val="hybridMultilevel"/>
     <w:tmpl w:val="D1DEE39C"/>
@@ -3426,7 +3696,7 @@
       </w:pPr>
     </w:lvl>
   </w:abstractNum>
-  <w:abstractNum w:abstractNumId="13" w15:restartNumberingAfterBreak="0">
+  <w:abstractNum w:abstractNumId="14" w15:restartNumberingAfterBreak="0">
     <w:nsid w:val="56EE4B8F"/>
     <w:multiLevelType w:val="singleLevel"/>
     <w:tmpl w:val="56EE4B8F"/>
@@ -3446,7 +3716,7 @@
       </w:rPr>
     </w:lvl>
   </w:abstractNum>
-  <w:abstractNum w:abstractNumId="14" w15:restartNumberingAfterBreak="0">
+  <w:abstractNum w:abstractNumId="15" w15:restartNumberingAfterBreak="0">
     <w:nsid w:val="56EE4C52"/>
     <w:multiLevelType w:val="singleLevel"/>
     <w:tmpl w:val="56EE4C52"/>
@@ -3466,7 +3736,7 @@
       </w:rPr>
     </w:lvl>
   </w:abstractNum>
-  <w:abstractNum w:abstractNumId="15" w15:restartNumberingAfterBreak="0">
+  <w:abstractNum w:abstractNumId="16" w15:restartNumberingAfterBreak="0">
     <w:nsid w:val="56EE4FFD"/>
     <w:multiLevelType w:val="singleLevel"/>
     <w:tmpl w:val="56EE4FFD"/>
@@ -3484,7 +3754,7 @@
       </w:rPr>
     </w:lvl>
   </w:abstractNum>
-  <w:abstractNum w:abstractNumId="16" w15:restartNumberingAfterBreak="0">
+  <w:abstractNum w:abstractNumId="17" w15:restartNumberingAfterBreak="0">
     <w:nsid w:val="578C6F6D"/>
     <w:multiLevelType w:val="multilevel"/>
     <w:tmpl w:val="60448F9C"/>
@@ -3597,7 +3867,96 @@
       </w:rPr>
     </w:lvl>
   </w:abstractNum>
-  <w:abstractNum w:abstractNumId="17" w15:restartNumberingAfterBreak="0">
+  <w:abstractNum w:abstractNumId="18" w15:restartNumberingAfterBreak="0">
+    <w:nsid w:val="58F14DF1"/>
+    <w:multiLevelType w:val="hybridMultilevel"/>
+    <w:tmpl w:val="2EA0259A"/>
+    <w:lvl w:ilvl="0" w:tplc="705C1320">
+      <w:start w:val="1"/>
+      <w:numFmt w:val="decimal"/>
+      <w:lvlText w:val="%1."/>
+      <w:lvlJc w:val="left"/>
+      <w:pPr>
+        <w:ind w:left="360" w:hanging="360"/>
+      </w:pPr>
+      <w:rPr>
+        <w:rFonts w:hint="default"/>
+      </w:rPr>
+    </w:lvl>
+    <w:lvl w:ilvl="1" w:tplc="04090019" w:tentative="1">
+      <w:start w:val="1"/>
+      <w:numFmt w:val="lowerLetter"/>
+      <w:lvlText w:val="%2)"/>
+      <w:lvlJc w:val="left"/>
+      <w:pPr>
+        <w:ind w:left="880" w:hanging="440"/>
+      </w:pPr>
+    </w:lvl>
+    <w:lvl w:ilvl="2" w:tplc="0409001B" w:tentative="1">
+      <w:start w:val="1"/>
+      <w:numFmt w:val="lowerRoman"/>
+      <w:lvlText w:val="%3."/>
+      <w:lvlJc w:val="right"/>
+      <w:pPr>
+        <w:ind w:left="1320" w:hanging="440"/>
+      </w:pPr>
+    </w:lvl>
+    <w:lvl w:ilvl="3" w:tplc="0409000F" w:tentative="1">
+      <w:start w:val="1"/>
+      <w:numFmt w:val="decimal"/>
+      <w:lvlText w:val="%4."/>
+      <w:lvlJc w:val="left"/>
+      <w:pPr>
+        <w:ind w:left="1760" w:hanging="440"/>
+      </w:pPr>
+    </w:lvl>
+    <w:lvl w:ilvl="4" w:tplc="04090019" w:tentative="1">
+      <w:start w:val="1"/>
+      <w:numFmt w:val="lowerLetter"/>
+      <w:lvlText w:val="%5)"/>
+      <w:lvlJc w:val="left"/>
+      <w:pPr>
+        <w:ind w:left="2200" w:hanging="440"/>
+      </w:pPr>
+    </w:lvl>
+    <w:lvl w:ilvl="5" w:tplc="0409001B" w:tentative="1">
+      <w:start w:val="1"/>
+      <w:numFmt w:val="lowerRoman"/>
+      <w:lvlText w:val="%6."/>
+      <w:lvlJc w:val="right"/>
+      <w:pPr>
+        <w:ind w:left="2640" w:hanging="440"/>
+      </w:pPr>
+    </w:lvl>
+    <w:lvl w:ilvl="6" w:tplc="0409000F" w:tentative="1">
+      <w:start w:val="1"/>
+      <w:numFmt w:val="decimal"/>
+      <w:lvlText w:val="%7."/>
+      <w:lvlJc w:val="left"/>
+      <w:pPr>
+        <w:ind w:left="3080" w:hanging="440"/>
+      </w:pPr>
+    </w:lvl>
+    <w:lvl w:ilvl="7" w:tplc="04090019" w:tentative="1">
+      <w:start w:val="1"/>
+      <w:numFmt w:val="lowerLetter"/>
+      <w:lvlText w:val="%8)"/>
+      <w:lvlJc w:val="left"/>
+      <w:pPr>
+        <w:ind w:left="3520" w:hanging="440"/>
+      </w:pPr>
+    </w:lvl>
+    <w:lvl w:ilvl="8" w:tplc="0409001B" w:tentative="1">
+      <w:start w:val="1"/>
+      <w:numFmt w:val="lowerRoman"/>
+      <w:lvlText w:val="%9."/>
+      <w:lvlJc w:val="right"/>
+      <w:pPr>
+        <w:ind w:left="3960" w:hanging="440"/>
+      </w:pPr>
+    </w:lvl>
+  </w:abstractNum>
+  <w:abstractNum w:abstractNumId="19" w15:restartNumberingAfterBreak="0">
     <w:nsid w:val="5D6A77FF"/>
     <w:multiLevelType w:val="hybridMultilevel"/>
     <w:tmpl w:val="9EFE0220"/>
@@ -3688,7 +4047,7 @@
       </w:pPr>
     </w:lvl>
   </w:abstractNum>
-  <w:abstractNum w:abstractNumId="18" w15:restartNumberingAfterBreak="0">
+  <w:abstractNum w:abstractNumId="20" w15:restartNumberingAfterBreak="0">
     <w:nsid w:val="667F598D"/>
     <w:multiLevelType w:val="hybridMultilevel"/>
     <w:tmpl w:val="3A2C371E"/>
@@ -3777,7 +4136,7 @@
       </w:pPr>
     </w:lvl>
   </w:abstractNum>
-  <w:abstractNum w:abstractNumId="19" w15:restartNumberingAfterBreak="0">
+  <w:abstractNum w:abstractNumId="21" w15:restartNumberingAfterBreak="0">
     <w:nsid w:val="67F144A2"/>
     <w:multiLevelType w:val="multilevel"/>
     <w:tmpl w:val="67F144A2"/>
@@ -3917,7 +4276,7 @@
       </w:rPr>
     </w:lvl>
   </w:abstractNum>
-  <w:abstractNum w:abstractNumId="20" w15:restartNumberingAfterBreak="0">
+  <w:abstractNum w:abstractNumId="22" w15:restartNumberingAfterBreak="0">
     <w:nsid w:val="6B1671A8"/>
     <w:multiLevelType w:val="hybridMultilevel"/>
     <w:tmpl w:val="0F1AA032"/>
@@ -4007,7 +4366,7 @@
       </w:pPr>
     </w:lvl>
   </w:abstractNum>
-  <w:abstractNum w:abstractNumId="21" w15:restartNumberingAfterBreak="0">
+  <w:abstractNum w:abstractNumId="23" w15:restartNumberingAfterBreak="0">
     <w:nsid w:val="6CBC3BEC"/>
     <w:multiLevelType w:val="hybridMultilevel"/>
     <w:tmpl w:val="967A36E0"/>
@@ -4096,7 +4455,7 @@
       </w:pPr>
     </w:lvl>
   </w:abstractNum>
-  <w:abstractNum w:abstractNumId="22" w15:restartNumberingAfterBreak="0">
+  <w:abstractNum w:abstractNumId="24" w15:restartNumberingAfterBreak="0">
     <w:nsid w:val="705D5FE8"/>
     <w:multiLevelType w:val="hybridMultilevel"/>
     <w:tmpl w:val="9D1E0358"/>
@@ -4185,7 +4544,7 @@
       </w:pPr>
     </w:lvl>
   </w:abstractNum>
-  <w:abstractNum w:abstractNumId="23" w15:restartNumberingAfterBreak="0">
+  <w:abstractNum w:abstractNumId="25" w15:restartNumberingAfterBreak="0">
     <w:nsid w:val="70E01EB5"/>
     <w:multiLevelType w:val="multilevel"/>
     <w:tmpl w:val="BF688D48"/>
@@ -4326,7 +4685,7 @@
       </w:rPr>
     </w:lvl>
   </w:abstractNum>
-  <w:abstractNum w:abstractNumId="24" w15:restartNumberingAfterBreak="0">
+  <w:abstractNum w:abstractNumId="26" w15:restartNumberingAfterBreak="0">
     <w:nsid w:val="72D10426"/>
     <w:multiLevelType w:val="hybridMultilevel"/>
     <w:tmpl w:val="B036955E"/>
@@ -4415,7 +4774,7 @@
       </w:pPr>
     </w:lvl>
   </w:abstractNum>
-  <w:abstractNum w:abstractNumId="25" w15:restartNumberingAfterBreak="0">
+  <w:abstractNum w:abstractNumId="27" w15:restartNumberingAfterBreak="0">
     <w:nsid w:val="7A834970"/>
     <w:multiLevelType w:val="hybridMultilevel"/>
     <w:tmpl w:val="37623818"/>
@@ -4528,7 +4887,7 @@
       </w:rPr>
     </w:lvl>
   </w:abstractNum>
-  <w:abstractNum w:abstractNumId="26" w15:restartNumberingAfterBreak="0">
+  <w:abstractNum w:abstractNumId="28" w15:restartNumberingAfterBreak="0">
     <w:nsid w:val="7B1E0AB9"/>
     <w:multiLevelType w:val="hybridMultilevel"/>
     <w:tmpl w:val="DD40A4AC"/>
@@ -4645,34 +5004,34 @@
     <w:abstractNumId w:val="5"/>
   </w:num>
   <w:num w:numId="2" w16cid:durableId="1931967803">
-    <w:abstractNumId w:val="22"/>
+    <w:abstractNumId w:val="24"/>
   </w:num>
   <w:num w:numId="3" w16cid:durableId="1647081374">
     <w:abstractNumId w:val="3"/>
   </w:num>
   <w:num w:numId="4" w16cid:durableId="639110760">
-    <w:abstractNumId w:val="17"/>
+    <w:abstractNumId w:val="19"/>
   </w:num>
   <w:num w:numId="5" w16cid:durableId="39331511">
-    <w:abstractNumId w:val="11"/>
+    <w:abstractNumId w:val="12"/>
   </w:num>
   <w:num w:numId="6" w16cid:durableId="148329664">
-    <w:abstractNumId w:val="23"/>
+    <w:abstractNumId w:val="25"/>
   </w:num>
   <w:num w:numId="7" w16cid:durableId="1103765109">
-    <w:abstractNumId w:val="19"/>
+    <w:abstractNumId w:val="21"/>
   </w:num>
   <w:num w:numId="8" w16cid:durableId="714349536">
-    <w:abstractNumId w:val="16"/>
+    <w:abstractNumId w:val="17"/>
   </w:num>
   <w:num w:numId="9" w16cid:durableId="1365327030">
     <w:abstractNumId w:val="2"/>
   </w:num>
   <w:num w:numId="10" w16cid:durableId="1168254688">
-    <w:abstractNumId w:val="20"/>
+    <w:abstractNumId w:val="22"/>
   </w:num>
   <w:num w:numId="11" w16cid:durableId="286743383">
-    <w:abstractNumId w:val="23"/>
+    <w:abstractNumId w:val="25"/>
     <w:lvlOverride w:ilvl="0">
       <w:startOverride w:val="1"/>
     </w:lvlOverride>
@@ -4705,28 +5064,28 @@
     <w:abstractNumId w:val="4"/>
   </w:num>
   <w:num w:numId="13" w16cid:durableId="463238051">
-    <w:abstractNumId w:val="26"/>
+    <w:abstractNumId w:val="28"/>
   </w:num>
   <w:num w:numId="14" w16cid:durableId="1438521846">
     <w:abstractNumId w:val="10"/>
   </w:num>
   <w:num w:numId="15" w16cid:durableId="1812600681">
+    <w:abstractNumId w:val="16"/>
+  </w:num>
+  <w:num w:numId="16" w16cid:durableId="1438329558">
+    <w:abstractNumId w:val="14"/>
+  </w:num>
+  <w:num w:numId="17" w16cid:durableId="520247810">
     <w:abstractNumId w:val="15"/>
   </w:num>
-  <w:num w:numId="16" w16cid:durableId="1438329558">
-    <w:abstractNumId w:val="13"/>
-  </w:num>
-  <w:num w:numId="17" w16cid:durableId="520247810">
-    <w:abstractNumId w:val="14"/>
-  </w:num>
   <w:num w:numId="18" w16cid:durableId="353262607">
-    <w:abstractNumId w:val="25"/>
+    <w:abstractNumId w:val="27"/>
   </w:num>
   <w:num w:numId="19" w16cid:durableId="1823303625">
     <w:abstractNumId w:val="1"/>
   </w:num>
   <w:num w:numId="20" w16cid:durableId="1381244954">
-    <w:abstractNumId w:val="12"/>
+    <w:abstractNumId w:val="13"/>
   </w:num>
   <w:num w:numId="21" w16cid:durableId="1674795423">
     <w:abstractNumId w:val="8"/>
@@ -4735,7 +5094,7 @@
     <w:abstractNumId w:val="7"/>
   </w:num>
   <w:num w:numId="23" w16cid:durableId="1086266992">
-    <w:abstractNumId w:val="21"/>
+    <w:abstractNumId w:val="23"/>
   </w:num>
   <w:num w:numId="24" w16cid:durableId="1417819551">
     <w:abstractNumId w:val="9"/>
@@ -4744,13 +5103,19 @@
     <w:abstractNumId w:val="6"/>
   </w:num>
   <w:num w:numId="26" w16cid:durableId="348652303">
-    <w:abstractNumId w:val="18"/>
+    <w:abstractNumId w:val="20"/>
   </w:num>
   <w:num w:numId="27" w16cid:durableId="1546138626">
     <w:abstractNumId w:val="0"/>
   </w:num>
   <w:num w:numId="28" w16cid:durableId="676621019">
-    <w:abstractNumId w:val="24"/>
+    <w:abstractNumId w:val="26"/>
+  </w:num>
+  <w:num w:numId="29" w16cid:durableId="1641688448">
+    <w:abstractNumId w:val="18"/>
+  </w:num>
+  <w:num w:numId="30" w16cid:durableId="761218050">
+    <w:abstractNumId w:val="11"/>
   </w:num>
 </w:numbering>
 </file>
@@ -5344,6 +5709,7 @@
   <w:style w:type="character" w:default="1" w:styleId="a1">
     <w:name w:val="Default Paragraph Font"/>
     <w:uiPriority w:val="1"/>
+    <w:semiHidden/>
     <w:unhideWhenUsed/>
   </w:style>
   <w:style w:type="table" w:default="1" w:styleId="a2">
